--- a/examples/multivariate/doc/16-stock-close-conv1d-regression.docx
+++ b/examples/multivariate/doc/16-stock-close-conv1d-regression.docx
@@ -2469,7 +2469,7 @@
         <w:rPr>
           <w:rStyle w:val="VerbatimChar"/>
         </w:rPr>
-        <w:t xml:space="preserve">## [1] 86.93155</w:t>
+        <w:t xml:space="preserve">## [1] 86.91065</w:t>
       </w:r>
       <w:r>
         <w:br/>
@@ -2568,7 +2568,7 @@
         <w:rPr>
           <w:rStyle w:val="VerbatimChar"/>
         </w:rPr>
-        <w:t xml:space="preserve">## [1] 86.41652</w:t>
+        <w:t xml:space="preserve">## [1] 87.31257</w:t>
       </w:r>
       <w:r>
         <w:br/>
@@ -2595,7 +2595,7 @@
         <w:rPr>
           <w:rStyle w:val="VerbatimChar"/>
         </w:rPr>
-        <w:t xml:space="preserve">## [1] 88.1903</w:t>
+        <w:t xml:space="preserve">## [1] 88.62595</w:t>
       </w:r>
       <w:r>
         <w:br/>
@@ -2622,7 +2622,7 @@
         <w:rPr>
           <w:rStyle w:val="VerbatimChar"/>
         </w:rPr>
-        <w:t xml:space="preserve">## [1] 85.92412</w:t>
+        <w:t xml:space="preserve">## [1] 85.99574</w:t>
       </w:r>
       <w:r>
         <w:br/>
@@ -2649,7 +2649,7 @@
         <w:rPr>
           <w:rStyle w:val="VerbatimChar"/>
         </w:rPr>
-        <w:t xml:space="preserve">## [1] 23869468</w:t>
+        <w:t xml:space="preserve">## [1] 23544511</w:t>
       </w:r>
       <w:r>
         <w:br/>
@@ -2676,16 +2676,16 @@
         <w:rPr>
           <w:rStyle w:val="VerbatimChar"/>
         </w:rPr>
-        <w:t xml:space="preserve">##      close     open    high      low   volume</w:t>
-      </w:r>
-      <w:r>
-        <w:br/>
-      </w:r>
-      <w:r>
-        <w:rPr>
-          <w:rStyle w:val="VerbatimChar"/>
-        </w:rPr>
-        <w:t xml:space="preserve">## 1 86.93155 86.41652 88.1903 85.92412 23869468</w:t>
+        <w:t xml:space="preserve">##      close     open     high      low   volume</w:t>
+      </w:r>
+      <w:r>
+        <w:br/>
+      </w:r>
+      <w:r>
+        <w:rPr>
+          <w:rStyle w:val="VerbatimChar"/>
+        </w:rPr>
+        <w:t xml:space="preserve">## 1 86.91065 87.31257 88.62595 85.99574 23544511</w:t>
       </w:r>
       <w:r>
         <w:br/>
@@ -2782,7 +2782,7 @@
         <w:rPr>
           <w:rStyle w:val="VerbatimChar"/>
         </w:rPr>
-        <w:t xml:space="preserve">## [1] 86.93155 88.30705 87.15776 86.84569 87.68368</w:t>
+        <w:t xml:space="preserve">## [1] 86.91065 88.24291 87.14563 86.88355 87.81946</w:t>
       </w:r>
       <w:r>
         <w:br/>
@@ -2881,7 +2881,7 @@
         <w:rPr>
           <w:rStyle w:val="VerbatimChar"/>
         </w:rPr>
-        <w:t xml:space="preserve">## [1] 86.41652 86.99760 86.71514 87.02335 87.47252</w:t>
+        <w:t xml:space="preserve">## [1] 87.31257 87.82819 87.56717 88.01512 88.45589</w:t>
       </w:r>
       <w:r>
         <w:br/>
@@ -2908,7 +2908,7 @@
         <w:rPr>
           <w:rStyle w:val="VerbatimChar"/>
         </w:rPr>
-        <w:t xml:space="preserve">## [1] 88.19030 90.34180 90.20884 89.02739 89.35281</w:t>
+        <w:t xml:space="preserve">## [1] 88.62595 90.77804 90.63519 89.65869 90.07406</w:t>
       </w:r>
       <w:r>
         <w:br/>
@@ -2935,7 +2935,7 @@
         <w:rPr>
           <w:rStyle w:val="VerbatimChar"/>
         </w:rPr>
-        <w:t xml:space="preserve">## [1] 85.92412 87.26067 86.08586 85.97330 86.89727</w:t>
+        <w:t xml:space="preserve">## [1] 85.99574 87.32941 86.26192 86.12640 87.04067</w:t>
       </w:r>
       <w:r>
         <w:br/>
@@ -2962,7 +2962,7 @@
         <w:rPr>
           <w:rStyle w:val="VerbatimChar"/>
         </w:rPr>
-        <w:t xml:space="preserve">## [1] 23869468 27413616 25371078 26897153 29788440</w:t>
+        <w:t xml:space="preserve">## [1] 23544511 26505994 26617528 25856977 25620391</w:t>
       </w:r>
       <w:r>
         <w:br/>
@@ -2998,43 +2998,43 @@
         <w:rPr>
           <w:rStyle w:val="VerbatimChar"/>
         </w:rPr>
-        <w:t xml:space="preserve">## 1 86.93155 86.41652 88.19030 85.92412 23869468</w:t>
-      </w:r>
-      <w:r>
-        <w:br/>
-      </w:r>
-      <w:r>
-        <w:rPr>
-          <w:rStyle w:val="VerbatimChar"/>
-        </w:rPr>
-        <w:t xml:space="preserve">## 2 88.30705 86.99760 90.34180 87.26067 27413616</w:t>
-      </w:r>
-      <w:r>
-        <w:br/>
-      </w:r>
-      <w:r>
-        <w:rPr>
-          <w:rStyle w:val="VerbatimChar"/>
-        </w:rPr>
-        <w:t xml:space="preserve">## 3 87.15776 86.71514 90.20884 86.08586 25371078</w:t>
-      </w:r>
-      <w:r>
-        <w:br/>
-      </w:r>
-      <w:r>
-        <w:rPr>
-          <w:rStyle w:val="VerbatimChar"/>
-        </w:rPr>
-        <w:t xml:space="preserve">## 4 86.84569 87.02335 89.02739 85.97330 26897153</w:t>
-      </w:r>
-      <w:r>
-        <w:br/>
-      </w:r>
-      <w:r>
-        <w:rPr>
-          <w:rStyle w:val="VerbatimChar"/>
-        </w:rPr>
-        <w:t xml:space="preserve">## 5 87.68368 87.47252 89.35281 86.89727 29788440</w:t>
+        <w:t xml:space="preserve">## 1 86.91065 87.31257 88.62595 85.99574 23544511</w:t>
+      </w:r>
+      <w:r>
+        <w:br/>
+      </w:r>
+      <w:r>
+        <w:rPr>
+          <w:rStyle w:val="VerbatimChar"/>
+        </w:rPr>
+        <w:t xml:space="preserve">## 2 88.24291 87.82819 90.77804 87.32941 26505994</w:t>
+      </w:r>
+      <w:r>
+        <w:br/>
+      </w:r>
+      <w:r>
+        <w:rPr>
+          <w:rStyle w:val="VerbatimChar"/>
+        </w:rPr>
+        <w:t xml:space="preserve">## 3 87.14563 87.56717 90.63519 86.26192 26617528</w:t>
+      </w:r>
+      <w:r>
+        <w:br/>
+      </w:r>
+      <w:r>
+        <w:rPr>
+          <w:rStyle w:val="VerbatimChar"/>
+        </w:rPr>
+        <w:t xml:space="preserve">## 4 86.88355 88.01512 89.65869 86.12640 25856977</w:t>
+      </w:r>
+      <w:r>
+        <w:br/>
+      </w:r>
+      <w:r>
+        <w:rPr>
+          <w:rStyle w:val="VerbatimChar"/>
+        </w:rPr>
+        <w:t xml:space="preserve">## 5 87.81946 88.45589 90.07406 87.04067 25620391</w:t>
       </w:r>
       <w:r>
         <w:br/>
@@ -3101,43 +3101,43 @@
         <w:rPr>
           <w:rStyle w:val="VerbatimChar"/>
         </w:rPr>
-        <w:t xml:space="preserve">## 1 86.93155 86.41652 88.19030 85.92412 23869468</w:t>
-      </w:r>
-      <w:r>
-        <w:br/>
-      </w:r>
-      <w:r>
-        <w:rPr>
-          <w:rStyle w:val="VerbatimChar"/>
-        </w:rPr>
-        <w:t xml:space="preserve">## 2 88.30705 86.99760 90.34180 87.26067 27413616</w:t>
-      </w:r>
-      <w:r>
-        <w:br/>
-      </w:r>
-      <w:r>
-        <w:rPr>
-          <w:rStyle w:val="VerbatimChar"/>
-        </w:rPr>
-        <w:t xml:space="preserve">## 3 87.15776 86.71514 90.20884 86.08586 25371078</w:t>
-      </w:r>
-      <w:r>
-        <w:br/>
-      </w:r>
-      <w:r>
-        <w:rPr>
-          <w:rStyle w:val="VerbatimChar"/>
-        </w:rPr>
-        <w:t xml:space="preserve">## 4 86.84569 87.02335 89.02739 85.97330 26897153</w:t>
-      </w:r>
-      <w:r>
-        <w:br/>
-      </w:r>
-      <w:r>
-        <w:rPr>
-          <w:rStyle w:val="VerbatimChar"/>
-        </w:rPr>
-        <w:t xml:space="preserve">## 5 87.68368 87.47252 89.35281 86.89727 29788440</w:t>
+        <w:t xml:space="preserve">## 1 86.91065 87.31257 88.62595 85.99574 23544511</w:t>
+      </w:r>
+      <w:r>
+        <w:br/>
+      </w:r>
+      <w:r>
+        <w:rPr>
+          <w:rStyle w:val="VerbatimChar"/>
+        </w:rPr>
+        <w:t xml:space="preserve">## 2 88.24291 87.82819 90.77804 87.32941 26505994</w:t>
+      </w:r>
+      <w:r>
+        <w:br/>
+      </w:r>
+      <w:r>
+        <w:rPr>
+          <w:rStyle w:val="VerbatimChar"/>
+        </w:rPr>
+        <w:t xml:space="preserve">## 3 87.14563 87.56717 90.63519 86.26192 26617528</w:t>
+      </w:r>
+      <w:r>
+        <w:br/>
+      </w:r>
+      <w:r>
+        <w:rPr>
+          <w:rStyle w:val="VerbatimChar"/>
+        </w:rPr>
+        <w:t xml:space="preserve">## 4 86.88355 88.01512 89.65869 86.12640 25856977</w:t>
+      </w:r>
+      <w:r>
+        <w:br/>
+      </w:r>
+      <w:r>
+        <w:rPr>
+          <w:rStyle w:val="VerbatimChar"/>
+        </w:rPr>
+        <w:t xml:space="preserve">## 5 87.81946 88.45589 90.07406 87.04067 25620391</w:t>
       </w:r>
     </w:p>
     <w:p>
@@ -3213,7 +3213,7 @@
         <w:rPr>
           <w:rStyle w:val="VerbatimChar"/>
         </w:rPr>
-        <w:t xml:space="preserve">## 1 1.523342 0.01251189 0.2788089</w:t>
+        <w:t xml:space="preserve">## 1 1.609549 0.01307407 0.2379964</w:t>
       </w:r>
     </w:p>
     <w:p>
@@ -3295,7 +3295,7 @@
               <a:graphicData uri="http://schemas.openxmlformats.org/drawingml/2006/picture">
                 <pic:pic>
                   <pic:nvPicPr>
-                    <pic:cNvPr descr="C:\Git\cefet-rj-dal\tspredit\examples\multivariate\doc\16-stock-close-conv1d-regression_files/19a45f3990da36a9d922f002021fa34c48790451.png" id="11" name="Picture"/>
+                    <pic:cNvPr descr="C:\Git\dal\tspredit\examples\multivariate\doc\16-stock-close-conv1d-regression_files/24304a39774be9f83c0080628ae75840dbefd5e3.png" id="11" name="Picture"/>
                     <pic:cNvPicPr>
                       <a:picLocks noChangeArrowheads="1" noChangeAspect="1"/>
                     </pic:cNvPicPr>

--- a/examples/multivariate/doc/16-stock-close-conv1d-regression.docx
+++ b/examples/multivariate/doc/16-stock-close-conv1d-regression.docx
@@ -810,30 +810,6 @@
         <w:t xml:space="preserve">365</w:t>
       </w:r>
       <w:r>
-        <w:rPr>
-          <w:rStyle w:val="NormalTok"/>
-        </w:rPr>
-        <w:t xml:space="preserve"> </w:t>
-      </w:r>
-      <w:r>
-        <w:rPr>
-          <w:rStyle w:val="SpecialCharTok"/>
-        </w:rPr>
-        <w:t xml:space="preserve">*</w:t>
-      </w:r>
-      <w:r>
-        <w:rPr>
-          <w:rStyle w:val="NormalTok"/>
-        </w:rPr>
-        <w:t xml:space="preserve"> </w:t>
-      </w:r>
-      <w:r>
-        <w:rPr>
-          <w:rStyle w:val="DecValTok"/>
-        </w:rPr>
-        <w:t xml:space="preserve">2</w:t>
-      </w:r>
-      <w:r>
         <w:br/>
       </w:r>
       <w:r>
@@ -1388,7 +1364,7 @@
         <w:rPr>
           <w:rStyle w:val="DecValTok"/>
         </w:rPr>
-        <w:t xml:space="preserve">250</w:t>
+        <w:t xml:space="preserve">10</w:t>
       </w:r>
       <w:r>
         <w:rPr>
@@ -1625,7 +1601,7 @@
         <w:rPr>
           <w:rStyle w:val="DecValTok"/>
         </w:rPr>
-        <w:t xml:space="preserve">250</w:t>
+        <w:t xml:space="preserve">10</w:t>
       </w:r>
       <w:r>
         <w:rPr>
@@ -1817,7 +1793,7 @@
         <w:rPr>
           <w:rStyle w:val="DecValTok"/>
         </w:rPr>
-        <w:t xml:space="preserve">250</w:t>
+        <w:t xml:space="preserve">10</w:t>
       </w:r>
       <w:r>
         <w:rPr>
@@ -2009,7 +1985,7 @@
         <w:rPr>
           <w:rStyle w:val="DecValTok"/>
         </w:rPr>
-        <w:t xml:space="preserve">250</w:t>
+        <w:t xml:space="preserve">10</w:t>
       </w:r>
       <w:r>
         <w:rPr>
@@ -2201,7 +2177,7 @@
         <w:rPr>
           <w:rStyle w:val="DecValTok"/>
         </w:rPr>
-        <w:t xml:space="preserve">250</w:t>
+        <w:t xml:space="preserve">10</w:t>
       </w:r>
       <w:r>
         <w:rPr>
@@ -2469,7 +2445,7 @@
         <w:rPr>
           <w:rStyle w:val="VerbatimChar"/>
         </w:rPr>
-        <w:t xml:space="preserve">## [1] 86.91065</w:t>
+        <w:t xml:space="preserve">## [1] 88.55526</w:t>
       </w:r>
       <w:r>
         <w:br/>
@@ -2568,7 +2544,7 @@
         <w:rPr>
           <w:rStyle w:val="VerbatimChar"/>
         </w:rPr>
-        <w:t xml:space="preserve">## [1] 87.31257</w:t>
+        <w:t xml:space="preserve">## [1] 87.74251</w:t>
       </w:r>
       <w:r>
         <w:br/>
@@ -2595,7 +2571,7 @@
         <w:rPr>
           <w:rStyle w:val="VerbatimChar"/>
         </w:rPr>
-        <w:t xml:space="preserve">## [1] 88.62595</w:t>
+        <w:t xml:space="preserve">## [1] 89.3491</w:t>
       </w:r>
       <w:r>
         <w:br/>
@@ -2622,7 +2598,7 @@
         <w:rPr>
           <w:rStyle w:val="VerbatimChar"/>
         </w:rPr>
-        <w:t xml:space="preserve">## [1] 85.99574</w:t>
+        <w:t xml:space="preserve">## [1] 84.28822</w:t>
       </w:r>
       <w:r>
         <w:br/>
@@ -2649,7 +2625,7 @@
         <w:rPr>
           <w:rStyle w:val="VerbatimChar"/>
         </w:rPr>
-        <w:t xml:space="preserve">## [1] 23544511</w:t>
+        <w:t xml:space="preserve">## [1] 28726785</w:t>
       </w:r>
       <w:r>
         <w:br/>
@@ -2676,16 +2652,16 @@
         <w:rPr>
           <w:rStyle w:val="VerbatimChar"/>
         </w:rPr>
-        <w:t xml:space="preserve">##      close     open     high      low   volume</w:t>
-      </w:r>
-      <w:r>
-        <w:br/>
-      </w:r>
-      <w:r>
-        <w:rPr>
-          <w:rStyle w:val="VerbatimChar"/>
-        </w:rPr>
-        <w:t xml:space="preserve">## 1 86.91065 87.31257 88.62595 85.99574 23544511</w:t>
+        <w:t xml:space="preserve">##      close     open    high      low   volume</w:t>
+      </w:r>
+      <w:r>
+        <w:br/>
+      </w:r>
+      <w:r>
+        <w:rPr>
+          <w:rStyle w:val="VerbatimChar"/>
+        </w:rPr>
+        <w:t xml:space="preserve">## 1 88.55526 87.74251 89.3491 84.28822 28726785</w:t>
       </w:r>
       <w:r>
         <w:br/>
@@ -2782,7 +2758,7 @@
         <w:rPr>
           <w:rStyle w:val="VerbatimChar"/>
         </w:rPr>
-        <w:t xml:space="preserve">## [1] 86.91065 88.24291 87.14563 86.88355 87.81946</w:t>
+        <w:t xml:space="preserve">## [1] 88.55526 89.23085 89.60964 89.96571 90.73861</w:t>
       </w:r>
       <w:r>
         <w:br/>
@@ -2881,7 +2857,7 @@
         <w:rPr>
           <w:rStyle w:val="VerbatimChar"/>
         </w:rPr>
-        <w:t xml:space="preserve">## [1] 87.31257 87.82819 87.56717 88.01512 88.45589</w:t>
+        <w:t xml:space="preserve">## [1] 87.74251 88.40583 89.04401 89.56235 90.56487</w:t>
       </w:r>
       <w:r>
         <w:br/>
@@ -2908,7 +2884,7 @@
         <w:rPr>
           <w:rStyle w:val="VerbatimChar"/>
         </w:rPr>
-        <w:t xml:space="preserve">## [1] 88.62595 90.77804 90.63519 89.65869 90.07406</w:t>
+        <w:t xml:space="preserve">## [1] 89.34910 90.11321 90.71683 91.42587 92.50438</w:t>
       </w:r>
       <w:r>
         <w:br/>
@@ -2935,7 +2911,7 @@
         <w:rPr>
           <w:rStyle w:val="VerbatimChar"/>
         </w:rPr>
-        <w:t xml:space="preserve">## [1] 85.99574 87.32941 86.26192 86.12640 87.04067</w:t>
+        <w:t xml:space="preserve">## [1] 84.28822 84.70000 84.82525 84.99555 85.58811</w:t>
       </w:r>
       <w:r>
         <w:br/>
@@ -2962,7 +2938,7 @@
         <w:rPr>
           <w:rStyle w:val="VerbatimChar"/>
         </w:rPr>
-        <w:t xml:space="preserve">## [1] 23544511 26505994 26617528 25856977 25620391</w:t>
+        <w:t xml:space="preserve">## [1] 28726785 30910896 33101210 31815215 30227923</w:t>
       </w:r>
       <w:r>
         <w:br/>
@@ -2998,43 +2974,43 @@
         <w:rPr>
           <w:rStyle w:val="VerbatimChar"/>
         </w:rPr>
-        <w:t xml:space="preserve">## 1 86.91065 87.31257 88.62595 85.99574 23544511</w:t>
-      </w:r>
-      <w:r>
-        <w:br/>
-      </w:r>
-      <w:r>
-        <w:rPr>
-          <w:rStyle w:val="VerbatimChar"/>
-        </w:rPr>
-        <w:t xml:space="preserve">## 2 88.24291 87.82819 90.77804 87.32941 26505994</w:t>
-      </w:r>
-      <w:r>
-        <w:br/>
-      </w:r>
-      <w:r>
-        <w:rPr>
-          <w:rStyle w:val="VerbatimChar"/>
-        </w:rPr>
-        <w:t xml:space="preserve">## 3 87.14563 87.56717 90.63519 86.26192 26617528</w:t>
-      </w:r>
-      <w:r>
-        <w:br/>
-      </w:r>
-      <w:r>
-        <w:rPr>
-          <w:rStyle w:val="VerbatimChar"/>
-        </w:rPr>
-        <w:t xml:space="preserve">## 4 86.88355 88.01512 89.65869 86.12640 25856977</w:t>
-      </w:r>
-      <w:r>
-        <w:br/>
-      </w:r>
-      <w:r>
-        <w:rPr>
-          <w:rStyle w:val="VerbatimChar"/>
-        </w:rPr>
-        <w:t xml:space="preserve">## 5 87.81946 88.45589 90.07406 87.04067 25620391</w:t>
+        <w:t xml:space="preserve">## 1 88.55526 87.74251 89.34910 84.28822 28726785</w:t>
+      </w:r>
+      <w:r>
+        <w:br/>
+      </w:r>
+      <w:r>
+        <w:rPr>
+          <w:rStyle w:val="VerbatimChar"/>
+        </w:rPr>
+        <w:t xml:space="preserve">## 2 89.23085 88.40583 90.11321 84.70000 30910896</w:t>
+      </w:r>
+      <w:r>
+        <w:br/>
+      </w:r>
+      <w:r>
+        <w:rPr>
+          <w:rStyle w:val="VerbatimChar"/>
+        </w:rPr>
+        <w:t xml:space="preserve">## 3 89.60964 89.04401 90.71683 84.82525 33101210</w:t>
+      </w:r>
+      <w:r>
+        <w:br/>
+      </w:r>
+      <w:r>
+        <w:rPr>
+          <w:rStyle w:val="VerbatimChar"/>
+        </w:rPr>
+        <w:t xml:space="preserve">## 4 89.96571 89.56235 91.42587 84.99555 31815215</w:t>
+      </w:r>
+      <w:r>
+        <w:br/>
+      </w:r>
+      <w:r>
+        <w:rPr>
+          <w:rStyle w:val="VerbatimChar"/>
+        </w:rPr>
+        <w:t xml:space="preserve">## 5 90.73861 90.56487 92.50438 85.58811 30227923</w:t>
       </w:r>
       <w:r>
         <w:br/>
@@ -3101,43 +3077,43 @@
         <w:rPr>
           <w:rStyle w:val="VerbatimChar"/>
         </w:rPr>
-        <w:t xml:space="preserve">## 1 86.91065 87.31257 88.62595 85.99574 23544511</w:t>
-      </w:r>
-      <w:r>
-        <w:br/>
-      </w:r>
-      <w:r>
-        <w:rPr>
-          <w:rStyle w:val="VerbatimChar"/>
-        </w:rPr>
-        <w:t xml:space="preserve">## 2 88.24291 87.82819 90.77804 87.32941 26505994</w:t>
-      </w:r>
-      <w:r>
-        <w:br/>
-      </w:r>
-      <w:r>
-        <w:rPr>
-          <w:rStyle w:val="VerbatimChar"/>
-        </w:rPr>
-        <w:t xml:space="preserve">## 3 87.14563 87.56717 90.63519 86.26192 26617528</w:t>
-      </w:r>
-      <w:r>
-        <w:br/>
-      </w:r>
-      <w:r>
-        <w:rPr>
-          <w:rStyle w:val="VerbatimChar"/>
-        </w:rPr>
-        <w:t xml:space="preserve">## 4 86.88355 88.01512 89.65869 86.12640 25856977</w:t>
-      </w:r>
-      <w:r>
-        <w:br/>
-      </w:r>
-      <w:r>
-        <w:rPr>
-          <w:rStyle w:val="VerbatimChar"/>
-        </w:rPr>
-        <w:t xml:space="preserve">## 5 87.81946 88.45589 90.07406 87.04067 25620391</w:t>
+        <w:t xml:space="preserve">## 1 88.55526 87.74251 89.34910 84.28822 28726785</w:t>
+      </w:r>
+      <w:r>
+        <w:br/>
+      </w:r>
+      <w:r>
+        <w:rPr>
+          <w:rStyle w:val="VerbatimChar"/>
+        </w:rPr>
+        <w:t xml:space="preserve">## 2 89.23085 88.40583 90.11321 84.70000 30910896</w:t>
+      </w:r>
+      <w:r>
+        <w:br/>
+      </w:r>
+      <w:r>
+        <w:rPr>
+          <w:rStyle w:val="VerbatimChar"/>
+        </w:rPr>
+        <w:t xml:space="preserve">## 3 89.60964 89.04401 90.71683 84.82525 33101210</w:t>
+      </w:r>
+      <w:r>
+        <w:br/>
+      </w:r>
+      <w:r>
+        <w:rPr>
+          <w:rStyle w:val="VerbatimChar"/>
+        </w:rPr>
+        <w:t xml:space="preserve">## 4 89.96571 89.56235 91.42587 84.99555 31815215</w:t>
+      </w:r>
+      <w:r>
+        <w:br/>
+      </w:r>
+      <w:r>
+        <w:rPr>
+          <w:rStyle w:val="VerbatimChar"/>
+        </w:rPr>
+        <w:t xml:space="preserve">## 5 90.73861 90.56487 92.50438 85.58811 30227923</w:t>
       </w:r>
     </w:p>
     <w:p>
@@ -3213,7 +3189,7 @@
         <w:rPr>
           <w:rStyle w:val="VerbatimChar"/>
         </w:rPr>
-        <w:t xml:space="preserve">## 1 1.609549 0.01307407 0.2379964</w:t>
+        <w:t xml:space="preserve">## 1 8.153164 0.02618312 -2.859927</w:t>
       </w:r>
     </w:p>
     <w:p>
@@ -3295,7 +3271,7 @@
               <a:graphicData uri="http://schemas.openxmlformats.org/drawingml/2006/picture">
                 <pic:pic>
                   <pic:nvPicPr>
-                    <pic:cNvPr descr="C:\Git\dal\tspredit\examples\multivariate\doc\16-stock-close-conv1d-regression_files/24304a39774be9f83c0080628ae75840dbefd5e3.png" id="11" name="Picture"/>
+                    <pic:cNvPr descr="C:\Git\dal\tspredit\examples\multivariate\doc\16-stock-close-conv1d-regression_files/faf432ac06adce82d4f055f0d9a5b00d6e3506d1.png" id="11" name="Picture"/>
                     <pic:cNvPicPr>
                       <a:picLocks noChangeArrowheads="1" noChangeAspect="1"/>
                     </pic:cNvPicPr>
